--- a/docs/audit/skill-proposals/commit-hygiene.md.docx
+++ b/docs/audit/skill-proposals/commit-hygiene.md.docx
@@ -7,7 +7,7 @@
         <w:pStyle w:val="Heading1"/>
         <w:rPr/>
       </w:pPr>
-      <w:bookmarkStart w:colFirst="0" w:colLast="0" w:name="_2yb54g2yl7ug" w:id="0"/>
+      <w:bookmarkStart w:colFirst="0" w:colLast="0" w:name="_m7uluevezfxf" w:id="0"/>
       <w:bookmarkEnd w:id="0"/>
       <w:r>
         <w:rPr>
@@ -21,7 +21,7 @@
         <w:pStyle w:val="Heading2"/>
         <w:rPr/>
       </w:pPr>
-      <w:bookmarkStart w:colFirst="0" w:colLast="0" w:name="_diz639r36sym" w:id="1"/>
+      <w:bookmarkStart w:colFirst="0" w:colLast="0" w:name="_n4qp3q2hn2w" w:id="1"/>
       <w:bookmarkEnd w:id="1"/>
       <w:r>
         <w:rPr>
@@ -137,7 +137,7 @@
         <w:pStyle w:val="Heading2"/>
         <w:rPr/>
       </w:pPr>
-      <w:bookmarkStart w:colFirst="0" w:colLast="0" w:name="_p4fa3j3kgpgv" w:id="2"/>
+      <w:bookmarkStart w:colFirst="0" w:colLast="0" w:name="_17berxf08bfd" w:id="2"/>
       <w:bookmarkEnd w:id="2"/>
       <w:r>
         <w:rPr>
@@ -162,7 +162,7 @@
         <w:pStyle w:val="Heading2"/>
         <w:rPr/>
       </w:pPr>
-      <w:bookmarkStart w:colFirst="0" w:colLast="0" w:name="_ot7esuwpz5es" w:id="3"/>
+      <w:bookmarkStart w:colFirst="0" w:colLast="0" w:name="_ayjegt3ypdtf" w:id="3"/>
       <w:bookmarkEnd w:id="3"/>
       <w:r>
         <w:rPr>
@@ -178,6 +178,7 @@
           <w:numId w:val="1"/>
         </w:numPr>
         <w:ind w:left="720" w:hanging="360"/>
+        <w:rPr/>
       </w:pPr>
       <w:r>
         <w:rPr>
@@ -193,6 +194,7 @@
           <w:numId w:val="1"/>
         </w:numPr>
         <w:ind w:left="720" w:hanging="360"/>
+        <w:rPr/>
       </w:pPr>
       <w:r>
         <w:rPr>
@@ -236,6 +238,7 @@
           <w:numId w:val="1"/>
         </w:numPr>
         <w:ind w:left="720" w:hanging="360"/>
+        <w:rPr/>
       </w:pPr>
       <w:r>
         <w:rPr>
@@ -293,6 +296,7 @@
           <w:numId w:val="1"/>
         </w:numPr>
         <w:ind w:left="720" w:hanging="360"/>
+        <w:rPr/>
       </w:pPr>
       <w:r>
         <w:rPr>
@@ -322,6 +326,7 @@
           <w:numId w:val="1"/>
         </w:numPr>
         <w:ind w:left="720" w:hanging="360"/>
+        <w:rPr/>
       </w:pPr>
       <w:r>
         <w:rPr>
